--- a/一簡多繁辨析講義/1. 臺、檯、颱、台→台.docx
+++ b/一簡多繁辨析講義/1. 臺、檯、颱、台→台.docx
@@ -118,7 +118,31 @@
           <w:sz w:val="24"/>
           <w:lang w:eastAsia="zh-TW"/>
         </w:rPr>
-        <w:t>辨意：「臺」表示高而平之物（及其延伸之意義）或姓氏，如「燭臺」、「蠟臺」、「高臺」、「平臺」、「樓臺」、「露臺」、「靈臺」、「蓮臺」、「花臺」、「上花臺」（指喝花酒）、「窗臺」、「陽臺」、「天臺」（樓房頂層露天的樓臺）、「眺臺」（供人眺望遠方的高臺，亦稱「眺望臺」）、「亭臺」、「亭臺樓閣」、「臺閣」、「瑤臺」、「臺階」、「講臺」、「站臺」、「月臺」、「舞臺」、「戲臺」、「擂臺」、「臺詞」、「臺幕」、「前臺」、「後臺」、「上臺」、「下臺」、「倒臺」、「垮臺」、「電臺」、「電視臺」、「氣象臺」、「兄臺」、「臺鑒」、「臺銜」（對他人名銜的敬稱）、「撫臺」、「憲臺」、「御史臺」、「一臺機器」、「臺灣」、「臺北」、「臺南」、「臺中」、「臺西」、「臺東」</w:t>
+        <w:t>辨意：「臺」表示高而平之物（及其延伸之意義）或姓氏，如「燭臺」、「蠟臺」、「高臺」、「平臺」、「樓臺」、「露臺」</w:t>
+      </w:r>
+      <w:r>
+        <w:rPr>
+          <w:rFonts w:ascii="TW-MOE-Std-Kai" w:eastAsia="TW-MOE-Std-Kai" w:hAnsi="TW-MOE-Std-Kai" w:cs="TW-MOE-Std-Kai" w:hint="eastAsia"/>
+          <w:sz w:val="24"/>
+          <w:lang w:eastAsia="zh-TW"/>
+        </w:rPr>
+        <w:t>、「祭臺」、「茅臺」</w:t>
+      </w:r>
+      <w:r>
+        <w:rPr>
+          <w:rFonts w:ascii="TW-MOE-Std-Kai" w:eastAsia="TW-MOE-Std-Kai" w:hAnsi="TW-MOE-Std-Kai" w:cs="TW-MOE-Std-Kai"/>
+          <w:sz w:val="24"/>
+          <w:lang w:eastAsia="zh-TW"/>
+        </w:rPr>
+        <w:tab/>
+      </w:r>
+      <w:r>
+        <w:rPr>
+          <w:rFonts w:ascii="TW-MOE-Std-Kai" w:eastAsia="TW-MOE-Std-Kai" w:hAnsi="TW-MOE-Std-Kai" w:cs="TW-MOE-Std-Kai" w:hint="eastAsia"/>
+          <w:sz w:val="24"/>
+          <w:lang w:eastAsia="zh-TW"/>
+        </w:rPr>
+        <w:t>、「靈臺」、「蓮臺」、「花臺」、「上花臺」（指喝花酒）、「窗臺」、「陽臺」、「天臺」（樓房頂層露天的樓臺）、「眺臺」（供人眺望遠方的高臺，亦稱「眺望臺」）、「亭臺」、「亭臺樓閣」、「臺閣」、「瑤臺」、「臺階」、「講臺」、「站臺」、「月臺」、「舞臺」、「戲臺」、「擂臺」、「臺詞」、「臺幕」、「前臺」、「後臺」、「上臺」、「下臺」、「倒臺」、「垮臺」、「電臺」、「電視臺」、「氣象臺」、「兄臺」、「臺鑒」、「臺銜」（對他人名銜的敬稱）、「撫臺」、「憲臺」、「御史臺」、「一臺機器」、「臺灣」、「臺北」、「臺南」、「臺中」、「臺西」、「臺東」</w:t>
       </w:r>
       <w:r>
         <w:rPr>

--- a/一簡多繁辨析講義/1. 臺、檯、颱、台→台.docx
+++ b/一簡多繁辨析講義/1. 臺、檯、颱、台→台.docx
@@ -127,14 +127,6 @@
           <w:lang w:eastAsia="zh-TW"/>
         </w:rPr>
         <w:t>、「祭臺」、「茅臺」</w:t>
-      </w:r>
-      <w:r>
-        <w:rPr>
-          <w:rFonts w:ascii="TW-MOE-Std-Kai" w:eastAsia="TW-MOE-Std-Kai" w:hAnsi="TW-MOE-Std-Kai" w:cs="TW-MOE-Std-Kai"/>
-          <w:sz w:val="24"/>
-          <w:lang w:eastAsia="zh-TW"/>
-        </w:rPr>
-        <w:tab/>
       </w:r>
       <w:r>
         <w:rPr>
